--- a/revTemplate.docx
+++ b/revTemplate.docx
@@ -1,6 +1,6 @@
 
 <file path=word/document.xml><?xml version="1.0" encoding="utf-8"?>
-<w:document xmlns:wpc="http://schemas.microsoft.com/office/word/2010/wordprocessingCanvas" xmlns:cx="http://schemas.microsoft.com/office/drawing/2014/chartex" xmlns:cx1="http://schemas.microsoft.com/office/drawing/2015/9/8/chartex" xmlns:mc="http://schemas.openxmlformats.org/markup-compatibility/2006" xmlns:o="urn:schemas-microsoft-com:office:office" xmlns:r="http://schemas.openxmlformats.org/officeDocument/2006/relationships" xmlns:m="http://schemas.openxmlformats.org/officeDocument/2006/math" xmlns:v="urn:schemas-microsoft-com:vml" xmlns:wp14="http://schemas.microsoft.com/office/word/2010/wordprocessingDrawing" xmlns:wp="http://schemas.openxmlformats.org/drawingml/2006/wordprocessingDrawing" xmlns:w10="urn:schemas-microsoft-com:office:word" xmlns:w="http://schemas.openxmlformats.org/wordprocessingml/2006/main" xmlns:w14="http://schemas.microsoft.com/office/word/2010/wordml" xmlns:w15="http://schemas.microsoft.com/office/word/2012/wordml" xmlns:w16se="http://schemas.microsoft.com/office/word/2015/wordml/symex" xmlns:wpg="http://schemas.microsoft.com/office/word/2010/wordprocessingGroup" xmlns:wpi="http://schemas.microsoft.com/office/word/2010/wordprocessingInk" xmlns:wne="http://schemas.microsoft.com/office/word/2006/wordml" xmlns:wps="http://schemas.microsoft.com/office/word/2010/wordprocessingShape" mc:Ignorable="w14 w15 w16se wp14">
+<w:document xmlns:wpc="http://schemas.microsoft.com/office/word/2010/wordprocessingCanvas" xmlns:cx="http://schemas.microsoft.com/office/drawing/2014/chartex" xmlns:cx1="http://schemas.microsoft.com/office/drawing/2015/9/8/chartex" xmlns:cx2="http://schemas.microsoft.com/office/drawing/2015/10/21/chartex" xmlns:cx3="http://schemas.microsoft.com/office/drawing/2016/5/9/chartex" xmlns:cx4="http://schemas.microsoft.com/office/drawing/2016/5/10/chartex" xmlns:cx5="http://schemas.microsoft.com/office/drawing/2016/5/11/chartex" xmlns:cx6="http://schemas.microsoft.com/office/drawing/2016/5/12/chartex" xmlns:cx7="http://schemas.microsoft.com/office/drawing/2016/5/13/chartex" xmlns:cx8="http://schemas.microsoft.com/office/drawing/2016/5/14/chartex" xmlns:mc="http://schemas.openxmlformats.org/markup-compatibility/2006" xmlns:aink="http://schemas.microsoft.com/office/drawing/2016/ink" xmlns:am3d="http://schemas.microsoft.com/office/drawing/2017/model3d" xmlns:o="urn:schemas-microsoft-com:office:office" xmlns:oel="http://schemas.microsoft.com/office/2019/extlst" xmlns:r="http://schemas.openxmlformats.org/officeDocument/2006/relationships" xmlns:m="http://schemas.openxmlformats.org/officeDocument/2006/math" xmlns:v="urn:schemas-microsoft-com:vml" xmlns:wp14="http://schemas.microsoft.com/office/word/2010/wordprocessingDrawing" xmlns:wp="http://schemas.openxmlformats.org/drawingml/2006/wordprocessingDrawing" xmlns:w10="urn:schemas-microsoft-com:office:word" xmlns:w="http://schemas.openxmlformats.org/wordprocessingml/2006/main" xmlns:w14="http://schemas.microsoft.com/office/word/2010/wordml" xmlns:w15="http://schemas.microsoft.com/office/word/2012/wordml" xmlns:w16cex="http://schemas.microsoft.com/office/word/2018/wordml/cex" xmlns:w16cid="http://schemas.microsoft.com/office/word/2016/wordml/cid" xmlns:w16="http://schemas.microsoft.com/office/word/2018/wordml" xmlns:w16du="http://schemas.microsoft.com/office/word/2023/wordml/word16du" xmlns:w16sdtdh="http://schemas.microsoft.com/office/word/2020/wordml/sdtdatahash" xmlns:w16sdtfl="http://schemas.microsoft.com/office/word/2024/wordml/sdtformatlock" xmlns:w16se="http://schemas.microsoft.com/office/word/2015/wordml/symex" xmlns:wpg="http://schemas.microsoft.com/office/word/2010/wordprocessingGroup" xmlns:wpi="http://schemas.microsoft.com/office/word/2010/wordprocessingInk" xmlns:wne="http://schemas.microsoft.com/office/word/2006/wordml" xmlns:wps="http://schemas.microsoft.com/office/word/2010/wordprocessingShape" mc:Ignorable="w14 w15 w16se w16cid w16 w16cex w16sdtdh w16sdtfl w16du wp14">
   <w:body>
     <w:p>
       <w:pPr>
@@ -345,8 +345,6 @@
         </w:rPr>
         <w:t>FORMOFEDUCATION</w:t>
       </w:r>
-      <w:bookmarkStart w:id="0" w:name="_GoBack"/>
-      <w:bookmarkEnd w:id="0"/>
       <w:r>
         <w:rPr>
           <w:rFonts w:ascii="Times New Roman" w:eastAsia="Times New Roman" w:hAnsi="Times New Roman"/>
@@ -1700,286 +1698,183 @@
         <w:spacing w:after="0" w:line="240" w:lineRule="auto"/>
         <w:rPr>
           <w:rFonts w:ascii="Times New Roman" w:eastAsia="Times New Roman" w:hAnsi="Times New Roman"/>
+          <w:lang w:eastAsia="ru-RU"/>
+        </w:rPr>
+      </w:pPr>
+      <w:r>
+        <w:rPr>
+          <w:rFonts w:ascii="Times New Roman" w:eastAsia="Times New Roman" w:hAnsi="Times New Roman"/>
+          <w:lang w:eastAsia="ru-RU"/>
+        </w:rPr>
+        <w:t xml:space="preserve">Достоинства работы: </w:t>
+      </w:r>
+      <w:r>
+        <w:rPr>
+          <w:rFonts w:ascii="Times New Roman" w:eastAsia="Times New Roman" w:hAnsi="Times New Roman"/>
+          <w:lang w:eastAsia="ru-RU"/>
+        </w:rPr>
+        <w:t>{</w:t>
+      </w:r>
+      <w:r>
+        <w:rPr>
+          <w:rFonts w:ascii="Times New Roman" w:eastAsia="Times New Roman" w:hAnsi="Times New Roman"/>
           <w:lang w:val="en-US" w:eastAsia="ru-RU"/>
         </w:rPr>
-      </w:pPr>
-      <w:r>
-        <w:rPr>
-          <w:rFonts w:ascii="Times New Roman" w:eastAsia="Times New Roman" w:hAnsi="Times New Roman"/>
-          <w:lang w:eastAsia="ru-RU"/>
-        </w:rPr>
-        <w:t xml:space="preserve">Достоинства работы: </w:t>
+        <w:t>ADVANTAGES</w:t>
+      </w:r>
+      <w:r>
+        <w:rPr>
+          <w:rFonts w:ascii="Times New Roman" w:eastAsia="Times New Roman" w:hAnsi="Times New Roman"/>
+          <w:lang w:eastAsia="ru-RU"/>
+        </w:rPr>
+        <w:t>}</w:t>
+      </w:r>
+    </w:p>
+    <w:p>
+      <w:pPr>
+        <w:spacing w:after="0" w:line="240" w:lineRule="auto"/>
+        <w:rPr>
+          <w:rFonts w:ascii="Times New Roman" w:eastAsia="Times New Roman" w:hAnsi="Times New Roman"/>
+          <w:lang w:eastAsia="ru-RU"/>
+        </w:rPr>
+      </w:pPr>
+    </w:p>
+    <w:p>
+      <w:pPr>
+        <w:spacing w:after="0" w:line="240" w:lineRule="auto"/>
+        <w:rPr>
+          <w:rFonts w:ascii="Times New Roman" w:eastAsia="Times New Roman" w:hAnsi="Times New Roman"/>
+          <w:lang w:eastAsia="ru-RU"/>
+        </w:rPr>
+      </w:pPr>
+      <w:r>
+        <w:rPr>
+          <w:rFonts w:ascii="Times New Roman" w:eastAsia="Times New Roman" w:hAnsi="Times New Roman"/>
+          <w:lang w:eastAsia="ru-RU"/>
+        </w:rPr>
+        <w:t xml:space="preserve">Недостатки работы: </w:t>
+      </w:r>
+      <w:r>
+        <w:rPr>
+          <w:rFonts w:ascii="Times New Roman" w:eastAsia="Times New Roman" w:hAnsi="Times New Roman"/>
+          <w:lang w:eastAsia="ru-RU"/>
+        </w:rPr>
+        <w:t>{</w:t>
       </w:r>
       <w:r>
         <w:rPr>
           <w:rFonts w:ascii="Times New Roman" w:eastAsia="Times New Roman" w:hAnsi="Times New Roman"/>
           <w:lang w:val="en-US" w:eastAsia="ru-RU"/>
         </w:rPr>
+        <w:t>DISADVANTAGES</w:t>
+      </w:r>
+      <w:r>
+        <w:rPr>
+          <w:rFonts w:ascii="Times New Roman" w:eastAsia="Times New Roman" w:hAnsi="Times New Roman"/>
+          <w:lang w:eastAsia="ru-RU"/>
+        </w:rPr>
+        <w:t>}</w:t>
+      </w:r>
+    </w:p>
+    <w:p>
+      <w:pPr>
+        <w:spacing w:after="0" w:line="240" w:lineRule="auto"/>
+        <w:rPr>
+          <w:rFonts w:ascii="Times New Roman" w:eastAsia="Times New Roman" w:hAnsi="Times New Roman"/>
+          <w:lang w:eastAsia="ru-RU"/>
+        </w:rPr>
+      </w:pPr>
+    </w:p>
+    <w:p>
+      <w:pPr>
+        <w:spacing w:after="0" w:line="240" w:lineRule="auto"/>
+        <w:rPr>
+          <w:rFonts w:ascii="Times New Roman" w:eastAsia="Times New Roman" w:hAnsi="Times New Roman"/>
+          <w:lang w:eastAsia="ru-RU"/>
+        </w:rPr>
+      </w:pPr>
+      <w:r>
+        <w:rPr>
+          <w:rFonts w:ascii="Times New Roman" w:eastAsia="Times New Roman" w:hAnsi="Times New Roman"/>
+          <w:lang w:eastAsia="ru-RU"/>
+        </w:rPr>
+        <w:t xml:space="preserve">Итоговая оценка при защите: </w:t>
+      </w:r>
+      <w:r>
+        <w:rPr>
+          <w:rFonts w:ascii="Times New Roman" w:eastAsia="Times New Roman" w:hAnsi="Times New Roman"/>
+          <w:lang w:eastAsia="ru-RU"/>
+        </w:rPr>
         <w:t>{</w:t>
       </w:r>
       <w:r>
         <w:rPr>
           <w:rFonts w:ascii="Times New Roman" w:eastAsia="Times New Roman" w:hAnsi="Times New Roman"/>
+          <w:lang w:eastAsia="ru-RU"/>
+        </w:rPr>
+        <w:t>GRADE</w:t>
+      </w:r>
+      <w:r>
+        <w:rPr>
+          <w:rFonts w:ascii="Times New Roman" w:eastAsia="Times New Roman" w:hAnsi="Times New Roman"/>
+          <w:lang w:eastAsia="ru-RU"/>
+        </w:rPr>
+        <w:t>}</w:t>
+      </w:r>
+    </w:p>
+    <w:p/>
+    <w:p>
+      <w:pPr>
+        <w:spacing w:after="0" w:line="240" w:lineRule="auto"/>
+        <w:rPr>
+          <w:rFonts w:ascii="Times New Roman" w:eastAsia="Times New Roman" w:hAnsi="Times New Roman"/>
           <w:lang w:val="en-US" w:eastAsia="ru-RU"/>
         </w:rPr>
-        <w:t>ADVANTAGES</w:t>
+      </w:pPr>
+      <w:r>
+        <w:rPr>
+          <w:rFonts w:ascii="Times New Roman" w:eastAsia="Times New Roman" w:hAnsi="Times New Roman"/>
+          <w:lang w:eastAsia="ru-RU"/>
+        </w:rPr>
+        <w:t>Рецензент _______________________</w:t>
+      </w:r>
+      <w:proofErr w:type="gramStart"/>
+      <w:r>
+        <w:rPr>
+          <w:rFonts w:ascii="Times New Roman" w:eastAsia="Times New Roman" w:hAnsi="Times New Roman"/>
+          <w:lang w:eastAsia="ru-RU"/>
+        </w:rPr>
+        <w:t xml:space="preserve">   </w:t>
       </w:r>
       <w:r>
         <w:rPr>
           <w:rFonts w:ascii="Times New Roman" w:eastAsia="Times New Roman" w:hAnsi="Times New Roman"/>
           <w:lang w:val="en-US" w:eastAsia="ru-RU"/>
         </w:rPr>
+        <w:t>{</w:t>
+      </w:r>
+      <w:proofErr w:type="gramEnd"/>
+      <w:r>
+        <w:rPr>
+          <w:rFonts w:ascii="Times New Roman" w:eastAsia="Times New Roman" w:hAnsi="Times New Roman"/>
+          <w:lang w:val="en-US" w:eastAsia="ru-RU"/>
+        </w:rPr>
+        <w:t>TEACHER</w:t>
+      </w:r>
+      <w:r>
+        <w:rPr>
+          <w:rFonts w:ascii="Times New Roman" w:eastAsia="Times New Roman" w:hAnsi="Times New Roman"/>
+          <w:lang w:val="en-US" w:eastAsia="ru-RU"/>
+        </w:rPr>
         <w:t>}</w:t>
       </w:r>
-    </w:p>
-    <w:p>
-      <w:pPr>
-        <w:spacing w:after="0" w:line="240" w:lineRule="auto"/>
-        <w:rPr>
-          <w:rFonts w:ascii="Times New Roman" w:eastAsia="Times New Roman" w:hAnsi="Times New Roman"/>
-          <w:lang w:eastAsia="ru-RU"/>
-        </w:rPr>
-      </w:pPr>
-    </w:p>
-    <w:p>
-      <w:pPr>
-        <w:spacing w:after="0" w:line="240" w:lineRule="auto"/>
+      <w:r>
         <w:rPr>
           <w:rFonts w:ascii="Times New Roman" w:eastAsia="Times New Roman" w:hAnsi="Times New Roman"/>
           <w:lang w:val="en-US" w:eastAsia="ru-RU"/>
         </w:rPr>
-      </w:pPr>
-      <w:r>
-        <w:rPr>
-          <w:rFonts w:ascii="Times New Roman" w:eastAsia="Times New Roman" w:hAnsi="Times New Roman"/>
-          <w:lang w:eastAsia="ru-RU"/>
-        </w:rPr>
-        <w:t xml:space="preserve">Недостатки работы: </w:t>
-      </w:r>
-      <w:r>
-        <w:rPr>
-          <w:rFonts w:ascii="Times New Roman" w:eastAsia="Times New Roman" w:hAnsi="Times New Roman"/>
-          <w:lang w:val="en-US" w:eastAsia="ru-RU"/>
-        </w:rPr>
-        <w:t>{</w:t>
-      </w:r>
-      <w:r>
-        <w:rPr>
-          <w:rFonts w:ascii="Times New Roman" w:eastAsia="Times New Roman" w:hAnsi="Times New Roman"/>
-          <w:lang w:val="en-US" w:eastAsia="ru-RU"/>
-        </w:rPr>
-        <w:t>DISADVANTAGES</w:t>
-      </w:r>
-      <w:r>
-        <w:rPr>
-          <w:rFonts w:ascii="Times New Roman" w:eastAsia="Times New Roman" w:hAnsi="Times New Roman"/>
-          <w:lang w:val="en-US" w:eastAsia="ru-RU"/>
-        </w:rPr>
-        <w:t>}</w:t>
-      </w:r>
-    </w:p>
-    <w:p>
-      <w:pPr>
-        <w:spacing w:after="0" w:line="240" w:lineRule="auto"/>
-        <w:rPr>
-          <w:rFonts w:ascii="Times New Roman" w:eastAsia="Times New Roman" w:hAnsi="Times New Roman"/>
-          <w:lang w:val="en-US" w:eastAsia="ru-RU"/>
-        </w:rPr>
-      </w:pPr>
-    </w:p>
-    <w:p>
-      <w:pPr>
-        <w:spacing w:after="0" w:line="240" w:lineRule="auto"/>
-        <w:rPr>
-          <w:rFonts w:ascii="Times New Roman" w:eastAsia="Times New Roman" w:hAnsi="Times New Roman"/>
-          <w:lang w:eastAsia="ru-RU"/>
-        </w:rPr>
-      </w:pPr>
-      <w:r>
-        <w:rPr>
-          <w:rFonts w:ascii="Times New Roman" w:eastAsia="Times New Roman" w:hAnsi="Times New Roman"/>
-          <w:lang w:eastAsia="ru-RU"/>
-        </w:rPr>
-        <w:t xml:space="preserve">Итоговая оценка при защите: </w:t>
-      </w:r>
-      <w:r>
-        <w:rPr>
-          <w:rFonts w:ascii="Times New Roman" w:eastAsia="Times New Roman" w:hAnsi="Times New Roman"/>
-          <w:lang w:eastAsia="ru-RU"/>
-        </w:rPr>
-        <w:t>{</w:t>
-      </w:r>
-      <w:r>
-        <w:rPr>
-          <w:rFonts w:ascii="Times New Roman" w:eastAsia="Times New Roman" w:hAnsi="Times New Roman"/>
-          <w:lang w:eastAsia="ru-RU"/>
-        </w:rPr>
-        <w:t>GRADE</w:t>
-      </w:r>
-      <w:r>
-        <w:rPr>
-          <w:rFonts w:ascii="Times New Roman" w:eastAsia="Times New Roman" w:hAnsi="Times New Roman"/>
-          <w:lang w:eastAsia="ru-RU"/>
-        </w:rPr>
-        <w:t>}</w:t>
-      </w:r>
-    </w:p>
-    <w:p>
-      <w:r>
-        <w:rPr>
-          <w:noProof/>
-          <w:lang w:eastAsia="ru-RU"/>
-        </w:rPr>
-        <mc:AlternateContent>
-          <mc:Choice Requires="wps">
-            <w:drawing>
-              <wp:anchor distT="0" distB="0" distL="114300" distR="114300" simplePos="0" relativeHeight="251659264" behindDoc="1" locked="0" layoutInCell="1" allowOverlap="1">
-                <wp:simplePos x="0" y="0"/>
-                <wp:positionH relativeFrom="column">
-                  <wp:posOffset>701040</wp:posOffset>
-                </wp:positionH>
-                <wp:positionV relativeFrom="paragraph">
-                  <wp:posOffset>81915</wp:posOffset>
-                </wp:positionV>
-                <wp:extent cx="1524000" cy="752475"/>
-                <wp:effectExtent l="0" t="0" r="19050" b="28575"/>
-                <wp:wrapNone/>
-                <wp:docPr id="2" name="Надпись 2"/>
-                <wp:cNvGraphicFramePr/>
-                <a:graphic xmlns:a="http://schemas.openxmlformats.org/drawingml/2006/main">
-                  <a:graphicData uri="http://schemas.microsoft.com/office/word/2010/wordprocessingShape">
-                    <wps:wsp>
-                      <wps:cNvSpPr txBox="1"/>
-                      <wps:spPr>
-                        <a:xfrm>
-                          <a:off x="0" y="0"/>
-                          <a:ext cx="1524000" cy="752475"/>
-                        </a:xfrm>
-                        <a:prstGeom prst="rect">
-                          <a:avLst/>
-                        </a:prstGeom>
-                        <a:solidFill>
-                          <a:schemeClr val="lt1"/>
-                        </a:solidFill>
-                        <a:ln w="6350">
-                          <a:solidFill>
-                            <a:schemeClr val="bg1"/>
-                          </a:solidFill>
-                        </a:ln>
-                      </wps:spPr>
-                      <wps:txbx>
-                        <w:txbxContent>
-                          <w:p>
-                            <w:pPr>
-                              <w:rPr>
-                                <w:lang w:val="en-US"/>
-                              </w:rPr>
-                            </w:pPr>
-                            <w:bookmarkStart w:id="1" w:name="SIGNATURE"/>
-                            <w:bookmarkEnd w:id="1"/>
-                          </w:p>
-                        </w:txbxContent>
-                      </wps:txbx>
-                      <wps:bodyPr rot="0" spcFirstLastPara="0" vertOverflow="overflow" horzOverflow="overflow" vert="horz" wrap="square" lIns="91440" tIns="45720" rIns="91440" bIns="45720" numCol="1" spcCol="0" rtlCol="0" fromWordArt="0" anchor="t" anchorCtr="0" forceAA="0" compatLnSpc="1">
-                        <a:prstTxWarp prst="textNoShape">
-                          <a:avLst/>
-                        </a:prstTxWarp>
-                        <a:noAutofit/>
-                      </wps:bodyPr>
-                    </wps:wsp>
-                  </a:graphicData>
-                </a:graphic>
-                <wp14:sizeRelH relativeFrom="margin">
-                  <wp14:pctWidth>0</wp14:pctWidth>
-                </wp14:sizeRelH>
-                <wp14:sizeRelV relativeFrom="margin">
-                  <wp14:pctHeight>0</wp14:pctHeight>
-                </wp14:sizeRelV>
-              </wp:anchor>
-            </w:drawing>
-          </mc:Choice>
-          <mc:Fallback>
-            <w:pict>
-              <v:shapetype id="_x0000_t202" coordsize="21600,21600" o:spt="202" path="m,l,21600r21600,l21600,xe">
-                <v:stroke joinstyle="miter"/>
-                <v:path gradientshapeok="t" o:connecttype="rect"/>
-              </v:shapetype>
-              <v:shape id="Надпись 2" o:spid="_x0000_s1026" type="#_x0000_t202" style="position:absolute;margin-left:55.2pt;margin-top:6.45pt;width:120pt;height:59.25pt;z-index:-251657216;visibility:visible;mso-wrap-style:square;mso-width-percent:0;mso-height-percent:0;mso-wrap-distance-left:9pt;mso-wrap-distance-top:0;mso-wrap-distance-right:9pt;mso-wrap-distance-bottom:0;mso-position-horizontal:absolute;mso-position-horizontal-relative:text;mso-position-vertical:absolute;mso-position-vertical-relative:text;mso-width-percent:0;mso-height-percent:0;mso-width-relative:margin;mso-height-relative:margin;v-text-anchor:top" o:gfxdata="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" fillcolor="white [3201]" strokecolor="white [3212]" strokeweight=".5pt">
-                <v:textbox>
-                  <w:txbxContent>
-                    <w:p>
-                      <w:pPr>
-                        <w:rPr>
-                          <w:lang w:val="en-US"/>
-                        </w:rPr>
-                      </w:pPr>
-                      <w:bookmarkStart w:id="2" w:name="SIGNATURE"/>
-                      <w:bookmarkStart w:id="3" w:name="_GoBack"/>
-                      <w:bookmarkEnd w:id="2"/>
-                      <w:bookmarkEnd w:id="3"/>
-                    </w:p>
-                  </w:txbxContent>
-                </v:textbox>
-              </v:shape>
-            </w:pict>
-          </mc:Fallback>
-        </mc:AlternateContent>
-      </w:r>
-    </w:p>
-    <w:p>
-      <w:pPr>
-        <w:spacing w:after="0" w:line="240" w:lineRule="auto"/>
-        <w:rPr>
-          <w:rFonts w:ascii="Times New Roman" w:eastAsia="Times New Roman" w:hAnsi="Times New Roman"/>
-          <w:lang w:val="en-US" w:eastAsia="ru-RU"/>
-        </w:rPr>
-      </w:pPr>
-      <w:r>
-        <w:rPr>
-          <w:rFonts w:ascii="Times New Roman" w:eastAsia="Times New Roman" w:hAnsi="Times New Roman"/>
-          <w:lang w:eastAsia="ru-RU"/>
-        </w:rPr>
-        <w:t>Рецензент _______________________</w:t>
-      </w:r>
-      <w:proofErr w:type="gramStart"/>
-      <w:r>
-        <w:rPr>
-          <w:rFonts w:ascii="Times New Roman" w:eastAsia="Times New Roman" w:hAnsi="Times New Roman"/>
-          <w:lang w:eastAsia="ru-RU"/>
-        </w:rPr>
-        <w:t xml:space="preserve">   </w:t>
-      </w:r>
-      <w:r>
-        <w:rPr>
-          <w:rFonts w:ascii="Times New Roman" w:eastAsia="Times New Roman" w:hAnsi="Times New Roman"/>
-          <w:lang w:val="en-US" w:eastAsia="ru-RU"/>
-        </w:rPr>
-        <w:t>{</w:t>
-      </w:r>
-      <w:proofErr w:type="gramEnd"/>
-      <w:r>
-        <w:rPr>
-          <w:rFonts w:ascii="Times New Roman" w:eastAsia="Times New Roman" w:hAnsi="Times New Roman"/>
-          <w:lang w:val="en-US" w:eastAsia="ru-RU"/>
-        </w:rPr>
-        <w:t>TEACHER</w:t>
-      </w:r>
-      <w:r>
-        <w:rPr>
-          <w:rFonts w:ascii="Times New Roman" w:eastAsia="Times New Roman" w:hAnsi="Times New Roman"/>
-          <w:lang w:val="en-US" w:eastAsia="ru-RU"/>
-        </w:rPr>
-        <w:t>}</w:t>
-      </w:r>
-    </w:p>
-    <w:p>
-      <w:pPr>
-        <w:spacing w:after="0" w:line="240" w:lineRule="auto"/>
-        <w:rPr>
-          <w:rFonts w:ascii="Times New Roman" w:eastAsia="Times New Roman" w:hAnsi="Times New Roman"/>
-          <w:lang w:eastAsia="ru-RU"/>
-        </w:rPr>
-      </w:pPr>
+        <w:t>{SIGNATURE}</w:t>
+      </w:r>
     </w:p>
     <w:p>
       <w:pPr>
@@ -2042,7 +1937,7 @@
 </file>
 
 <file path=word/styles.xml><?xml version="1.0" encoding="utf-8"?>
-<w:styles xmlns:mc="http://schemas.openxmlformats.org/markup-compatibility/2006" xmlns:r="http://schemas.openxmlformats.org/officeDocument/2006/relationships" xmlns:w="http://schemas.openxmlformats.org/wordprocessingml/2006/main" xmlns:w14="http://schemas.microsoft.com/office/word/2010/wordml" xmlns:w15="http://schemas.microsoft.com/office/word/2012/wordml" xmlns:w16se="http://schemas.microsoft.com/office/word/2015/wordml/symex" mc:Ignorable="w14 w15 w16se">
+<w:styles xmlns:mc="http://schemas.openxmlformats.org/markup-compatibility/2006" xmlns:r="http://schemas.openxmlformats.org/officeDocument/2006/relationships" xmlns:w="http://schemas.openxmlformats.org/wordprocessingml/2006/main" xmlns:w14="http://schemas.microsoft.com/office/word/2010/wordml" xmlns:w15="http://schemas.microsoft.com/office/word/2012/wordml" xmlns:w16cex="http://schemas.microsoft.com/office/word/2018/wordml/cex" xmlns:w16cid="http://schemas.microsoft.com/office/word/2016/wordml/cid" xmlns:w16="http://schemas.microsoft.com/office/word/2018/wordml" xmlns:w16du="http://schemas.microsoft.com/office/word/2023/wordml/word16du" xmlns:w16sdtdh="http://schemas.microsoft.com/office/word/2020/wordml/sdtdatahash" xmlns:w16sdtfl="http://schemas.microsoft.com/office/word/2024/wordml/sdtformatlock" xmlns:w16se="http://schemas.microsoft.com/office/word/2015/wordml/symex" mc:Ignorable="w14 w15 w16se w16cid w16 w16cex w16sdtdh w16sdtfl w16du">
   <w:docDefaults>
     <w:rPrDefault>
       <w:rPr>
@@ -2058,7 +1953,7 @@
       </w:pPr>
     </w:pPrDefault>
   </w:docDefaults>
-  <w:latentStyles w:defLockedState="0" w:defUIPriority="99" w:defSemiHidden="0" w:defUnhideWhenUsed="0" w:defQFormat="0" w:count="371">
+  <w:latentStyles w:defLockedState="0" w:defUIPriority="99" w:defSemiHidden="0" w:defUnhideWhenUsed="0" w:defQFormat="0" w:count="376">
     <w:lsdException w:name="Normal" w:uiPriority="0" w:qFormat="1"/>
     <w:lsdException w:name="heading 1" w:uiPriority="9" w:qFormat="1"/>
     <w:lsdException w:name="heading 2" w:semiHidden="1" w:uiPriority="9" w:unhideWhenUsed="1" w:qFormat="1"/>
@@ -2430,6 +2325,11 @@
     <w:lsdException w:name="List Table 5 Dark Accent 6" w:uiPriority="50"/>
     <w:lsdException w:name="List Table 6 Colorful Accent 6" w:uiPriority="51"/>
     <w:lsdException w:name="List Table 7 Colorful Accent 6" w:uiPriority="52"/>
+    <w:lsdException w:name="Mention" w:semiHidden="1" w:unhideWhenUsed="1"/>
+    <w:lsdException w:name="Smart Hyperlink" w:semiHidden="1" w:unhideWhenUsed="1"/>
+    <w:lsdException w:name="Hashtag" w:semiHidden="1" w:unhideWhenUsed="1"/>
+    <w:lsdException w:name="Unresolved Mention" w:semiHidden="1" w:unhideWhenUsed="1"/>
+    <w:lsdException w:name="Smart Link" w:semiHidden="1" w:unhideWhenUsed="1"/>
   </w:latentStyles>
   <w:style w:type="paragraph" w:default="1" w:styleId="a">
     <w:name w:val="Normal"/>

--- a/revTemplate.docx
+++ b/revTemplate.docx
@@ -1831,19 +1831,40 @@
           <w:lang w:val="en-US" w:eastAsia="ru-RU"/>
         </w:rPr>
       </w:pPr>
-      <w:r>
-        <w:rPr>
-          <w:rFonts w:ascii="Times New Roman" w:eastAsia="Times New Roman" w:hAnsi="Times New Roman"/>
-          <w:lang w:eastAsia="ru-RU"/>
-        </w:rPr>
-        <w:t>Рецензент _______________________</w:t>
-      </w:r>
       <w:proofErr w:type="gramStart"/>
       <w:r>
         <w:rPr>
           <w:rFonts w:ascii="Times New Roman" w:eastAsia="Times New Roman" w:hAnsi="Times New Roman"/>
           <w:lang w:eastAsia="ru-RU"/>
         </w:rPr>
+        <w:t>Рецензент</w:t>
+      </w:r>
+      <w:r>
+        <w:rPr>
+          <w:lang w:val="en-US" w:eastAsia="ru-RU"/>
+        </w:rPr>
+        <w:t>{</w:t>
+      </w:r>
+      <w:proofErr w:type="gramEnd"/>
+      <w:r>
+        <w:rPr>
+          <w:lang w:val="en-US" w:eastAsia="ru-RU"/>
+        </w:rPr>
+        <w:t>SIGNATURE}</w:t>
+      </w:r>
+      <w:r>
+        <w:rPr>
+          <w:rFonts w:ascii="Times New Roman" w:eastAsia="Times New Roman" w:hAnsi="Times New Roman"/>
+          <w:lang w:eastAsia="ru-RU"/>
+        </w:rPr>
+        <w:t xml:space="preserve"> _______________________</w:t>
+      </w:r>
+      <w:proofErr w:type="gramStart"/>
+      <w:r>
+        <w:rPr>
+          <w:rFonts w:ascii="Times New Roman" w:eastAsia="Times New Roman" w:hAnsi="Times New Roman"/>
+          <w:lang w:eastAsia="ru-RU"/>
+        </w:rPr>
         <w:t xml:space="preserve">   </w:t>
       </w:r>
       <w:r>
@@ -1867,13 +1888,6 @@
           <w:lang w:val="en-US" w:eastAsia="ru-RU"/>
         </w:rPr>
         <w:t>}</w:t>
-      </w:r>
-      <w:r>
-        <w:rPr>
-          <w:rFonts w:ascii="Times New Roman" w:eastAsia="Times New Roman" w:hAnsi="Times New Roman"/>
-          <w:lang w:val="en-US" w:eastAsia="ru-RU"/>
-        </w:rPr>
-        <w:t>{SIGNATURE}</w:t>
       </w:r>
     </w:p>
     <w:p>
@@ -2345,7 +2359,6 @@
   <w:style w:type="character" w:default="1" w:styleId="a0">
     <w:name w:val="Default Paragraph Font"/>
     <w:uiPriority w:val="1"/>
-    <w:semiHidden/>
     <w:unhideWhenUsed/>
   </w:style>
   <w:style w:type="table" w:default="1" w:styleId="a1">

--- a/revTemplate.docx
+++ b/revTemplate.docx
@@ -48,23 +48,7 @@
           <w:rFonts w:ascii="Times New Roman" w:eastAsia="Times New Roman" w:hAnsi="Times New Roman"/>
           <w:lang w:eastAsia="ar-SA"/>
         </w:rPr>
-        <w:t xml:space="preserve">Федеральное государственное бюджетное </w:t>
-      </w:r>
-      <w:proofErr w:type="gramStart"/>
-      <w:r>
-        <w:rPr>
-          <w:rFonts w:ascii="Times New Roman" w:eastAsia="Times New Roman" w:hAnsi="Times New Roman"/>
-          <w:lang w:eastAsia="ar-SA"/>
-        </w:rPr>
-        <w:t>образовательное  учреждение</w:t>
-      </w:r>
-      <w:proofErr w:type="gramEnd"/>
-      <w:r>
-        <w:rPr>
-          <w:rFonts w:ascii="Times New Roman" w:eastAsia="Times New Roman" w:hAnsi="Times New Roman"/>
-          <w:lang w:eastAsia="ar-SA"/>
-        </w:rPr>
-        <w:t xml:space="preserve"> </w:t>
+        <w:t xml:space="preserve">Федеральное государственное бюджетное образовательное  учреждение </w:t>
       </w:r>
     </w:p>
     <w:p>
@@ -107,25 +91,7 @@
           <w:bCs/>
           <w:lang w:eastAsia="ar-SA"/>
         </w:rPr>
-        <w:t>«</w:t>
-      </w:r>
-      <w:proofErr w:type="gramStart"/>
-      <w:r>
-        <w:rPr>
-          <w:rFonts w:ascii="Times New Roman" w:eastAsia="Times New Roman" w:hAnsi="Times New Roman"/>
-          <w:bCs/>
-          <w:lang w:eastAsia="ar-SA"/>
-        </w:rPr>
-        <w:t>КУБАНСКИЙ  ГОСУДАРСТВЕННЫЙ</w:t>
-      </w:r>
-      <w:proofErr w:type="gramEnd"/>
-      <w:r>
-        <w:rPr>
-          <w:rFonts w:ascii="Times New Roman" w:eastAsia="Times New Roman" w:hAnsi="Times New Roman"/>
-          <w:bCs/>
-          <w:lang w:eastAsia="ar-SA"/>
-        </w:rPr>
-        <w:t xml:space="preserve"> АГРАРНЫЙ УНИВЕРСИТЕТ</w:t>
+        <w:t>«КУБАНСКИЙ  ГОСУДАРСТВЕННЫЙ АГРАРНЫЙ УНИВЕРСИТЕТ</w:t>
       </w:r>
     </w:p>
     <w:p>
@@ -239,7 +205,15 @@
           <w:b/>
           <w:lang w:eastAsia="ru-RU"/>
         </w:rPr>
-        <w:t xml:space="preserve">на курсовой проект </w:t>
+        <w:t xml:space="preserve">на </w:t>
+      </w:r>
+      <w:r>
+        <w:rPr>
+          <w:rFonts w:ascii="Times New Roman" w:eastAsia="Times New Roman" w:hAnsi="Times New Roman"/>
+          <w:b/>
+          <w:lang w:val="en-US" w:eastAsia="ru-RU"/>
+        </w:rPr>
+        <w:t>{TYPEWORK}</w:t>
       </w:r>
     </w:p>
     <w:p>
@@ -645,7 +619,7 @@
           <w:b/>
           <w:sz w:val="24"/>
           <w:szCs w:val="24"/>
-          <w:lang w:eastAsia="ru-RU"/>
+          <w:lang w:val="en-US" w:eastAsia="ru-RU"/>
         </w:rPr>
       </w:pPr>
       <w:r>
@@ -656,7 +630,17 @@
           <w:szCs w:val="24"/>
           <w:lang w:eastAsia="ru-RU"/>
         </w:rPr>
-        <w:t>Оценка качества выполнения курсового проекта</w:t>
+        <w:t xml:space="preserve">Оценка качества выполнения </w:t>
+      </w:r>
+      <w:r>
+        <w:rPr>
+          <w:rFonts w:ascii="Times New Roman" w:eastAsia="Times New Roman" w:hAnsi="Times New Roman"/>
+          <w:b/>
+          <w:sz w:val="24"/>
+          <w:szCs w:val="24"/>
+          <w:lang w:val="en-US" w:eastAsia="ru-RU"/>
+        </w:rPr>
+        <w:t>{TYPEWORK2}</w:t>
       </w:r>
     </w:p>
     <w:p>
@@ -1831,7 +1815,6 @@
           <w:lang w:val="en-US" w:eastAsia="ru-RU"/>
         </w:rPr>
       </w:pPr>
-      <w:proofErr w:type="gramStart"/>
       <w:r>
         <w:rPr>
           <w:rFonts w:ascii="Times New Roman" w:eastAsia="Times New Roman" w:hAnsi="Times New Roman"/>
@@ -1843,38 +1826,22 @@
         <w:rPr>
           <w:lang w:val="en-US" w:eastAsia="ru-RU"/>
         </w:rPr>
+        <w:t>{SIGNATURE}</w:t>
+      </w:r>
+      <w:r>
+        <w:rPr>
+          <w:rFonts w:ascii="Times New Roman" w:eastAsia="Times New Roman" w:hAnsi="Times New Roman"/>
+          <w:lang w:eastAsia="ru-RU"/>
+        </w:rPr>
+        <w:t xml:space="preserve"> _______________________   </w:t>
+      </w:r>
+      <w:r>
+        <w:rPr>
+          <w:rFonts w:ascii="Times New Roman" w:eastAsia="Times New Roman" w:hAnsi="Times New Roman"/>
+          <w:lang w:val="en-US" w:eastAsia="ru-RU"/>
+        </w:rPr>
         <w:t>{</w:t>
       </w:r>
-      <w:proofErr w:type="gramEnd"/>
-      <w:r>
-        <w:rPr>
-          <w:lang w:val="en-US" w:eastAsia="ru-RU"/>
-        </w:rPr>
-        <w:t>SIGNATURE}</w:t>
-      </w:r>
-      <w:r>
-        <w:rPr>
-          <w:rFonts w:ascii="Times New Roman" w:eastAsia="Times New Roman" w:hAnsi="Times New Roman"/>
-          <w:lang w:eastAsia="ru-RU"/>
-        </w:rPr>
-        <w:t xml:space="preserve"> _______________________</w:t>
-      </w:r>
-      <w:proofErr w:type="gramStart"/>
-      <w:r>
-        <w:rPr>
-          <w:rFonts w:ascii="Times New Roman" w:eastAsia="Times New Roman" w:hAnsi="Times New Roman"/>
-          <w:lang w:eastAsia="ru-RU"/>
-        </w:rPr>
-        <w:t xml:space="preserve">   </w:t>
-      </w:r>
-      <w:r>
-        <w:rPr>
-          <w:rFonts w:ascii="Times New Roman" w:eastAsia="Times New Roman" w:hAnsi="Times New Roman"/>
-          <w:lang w:val="en-US" w:eastAsia="ru-RU"/>
-        </w:rPr>
-        <w:t>{</w:t>
-      </w:r>
-      <w:proofErr w:type="gramEnd"/>
       <w:r>
         <w:rPr>
           <w:rFonts w:ascii="Times New Roman" w:eastAsia="Times New Roman" w:hAnsi="Times New Roman"/>
@@ -2359,6 +2326,7 @@
   <w:style w:type="character" w:default="1" w:styleId="a0">
     <w:name w:val="Default Paragraph Font"/>
     <w:uiPriority w:val="1"/>
+    <w:semiHidden/>
     <w:unhideWhenUsed/>
   </w:style>
   <w:style w:type="table" w:default="1" w:styleId="a1">
